--- a/Documentacion/04 Evidencias/Evidencias.docx
+++ b/Documentacion/04 Evidencias/Evidencias.docx
@@ -1306,10 +1306,11 @@
           <w:tab w:val="right" w:leader="dot" w:pos="9350"/>
         </w:tabs>
         <w:rPr>
-          <w:rFonts w:ascii="Verdana" w:eastAsiaTheme="minorEastAsia" w:hAnsi="Verdana" w:cstheme="minorBidi"/>
+          <w:rFonts w:asciiTheme="minorHAnsi" w:eastAsiaTheme="minorEastAsia" w:hAnsiTheme="minorHAnsi" w:cstheme="minorBidi"/>
           <w:noProof/>
-          <w:color w:val="000000" w:themeColor="text1"/>
           <w:kern w:val="2"/>
+          <w:sz w:val="24"/>
+          <w:szCs w:val="24"/>
           <w:lang w:val="es-EC" w:eastAsia="es-EC"/>
           <w14:ligatures w14:val="standardContextual"/>
         </w:rPr>
@@ -1338,75 +1339,60 @@
         </w:rPr>
         <w:fldChar w:fldCharType="separate"/>
       </w:r>
-      <w:hyperlink w:anchor="_Toc238457795" w:history="1">
+      <w:hyperlink w:anchor="_Toc238762357" w:history="1">
         <w:r>
           <w:rPr>
             <w:rStyle w:val="Hipervnculo"/>
             <w:rFonts w:ascii="Verdana" w:hAnsi="Verdana"/>
             <w:noProof/>
-            <w:color w:val="000000" w:themeColor="text1"/>
           </w:rPr>
           <w:t>Ilustración 1 Evidencia de Reunión</w:t>
         </w:r>
         <w:r>
           <w:rPr>
-            <w:rFonts w:ascii="Verdana" w:hAnsi="Verdana"/>
             <w:noProof/>
             <w:webHidden/>
-            <w:color w:val="000000" w:themeColor="text1"/>
           </w:rPr>
           <w:tab/>
         </w:r>
         <w:r>
           <w:rPr>
-            <w:rFonts w:ascii="Verdana" w:hAnsi="Verdana"/>
             <w:noProof/>
             <w:webHidden/>
-            <w:color w:val="000000" w:themeColor="text1"/>
           </w:rPr>
           <w:fldChar w:fldCharType="begin"/>
         </w:r>
         <w:r>
           <w:rPr>
-            <w:rFonts w:ascii="Verdana" w:hAnsi="Verdana"/>
             <w:noProof/>
             <w:webHidden/>
-            <w:color w:val="000000" w:themeColor="text1"/>
           </w:rPr>
-          <w:instrText xml:space="preserve"> PAGEREF _Toc238457795 \h </w:instrText>
+          <w:instrText xml:space="preserve"> PAGEREF _Toc238762357 \h </w:instrText>
         </w:r>
         <w:r>
           <w:rPr>
-            <w:rFonts w:ascii="Verdana" w:hAnsi="Verdana"/>
             <w:noProof/>
             <w:webHidden/>
-            <w:color w:val="000000" w:themeColor="text1"/>
           </w:rPr>
         </w:r>
         <w:r>
           <w:rPr>
-            <w:rFonts w:ascii="Verdana" w:hAnsi="Verdana"/>
             <w:noProof/>
             <w:webHidden/>
-            <w:color w:val="000000" w:themeColor="text1"/>
           </w:rPr>
           <w:fldChar w:fldCharType="separate"/>
         </w:r>
         <w:r>
           <w:rPr>
-            <w:rFonts w:ascii="Verdana" w:hAnsi="Verdana"/>
             <w:noProof/>
             <w:webHidden/>
-            <w:color w:val="000000" w:themeColor="text1"/>
           </w:rPr>
           <w:t>3</w:t>
         </w:r>
         <w:r>
           <w:rPr>
-            <w:rFonts w:ascii="Verdana" w:hAnsi="Verdana"/>
             <w:noProof/>
             <w:webHidden/>
-            <w:color w:val="000000" w:themeColor="text1"/>
           </w:rPr>
           <w:fldChar w:fldCharType="end"/>
         </w:r>
@@ -1419,84 +1405,70 @@
           <w:tab w:val="right" w:leader="dot" w:pos="9350"/>
         </w:tabs>
         <w:rPr>
-          <w:rFonts w:ascii="Verdana" w:eastAsiaTheme="minorEastAsia" w:hAnsi="Verdana" w:cstheme="minorBidi"/>
+          <w:rFonts w:asciiTheme="minorHAnsi" w:eastAsiaTheme="minorEastAsia" w:hAnsiTheme="minorHAnsi" w:cstheme="minorBidi"/>
           <w:noProof/>
-          <w:color w:val="000000" w:themeColor="text1"/>
           <w:kern w:val="2"/>
+          <w:sz w:val="24"/>
+          <w:szCs w:val="24"/>
           <w:lang w:val="es-EC" w:eastAsia="es-EC"/>
           <w14:ligatures w14:val="standardContextual"/>
         </w:rPr>
       </w:pPr>
-      <w:hyperlink w:anchor="_Toc238457796" w:history="1">
+      <w:hyperlink w:anchor="_Toc238762358" w:history="1">
         <w:r>
           <w:rPr>
             <w:rStyle w:val="Hipervnculo"/>
             <w:rFonts w:ascii="Verdana" w:hAnsi="Verdana"/>
             <w:noProof/>
-            <w:color w:val="000000" w:themeColor="text1"/>
             <w:lang w:val="es-EC"/>
           </w:rPr>
           <w:t>Ilustración 2 Evidencia de Revisión de Documentos</w:t>
         </w:r>
         <w:r>
           <w:rPr>
-            <w:rFonts w:ascii="Verdana" w:hAnsi="Verdana"/>
             <w:noProof/>
             <w:webHidden/>
-            <w:color w:val="000000" w:themeColor="text1"/>
           </w:rPr>
           <w:tab/>
         </w:r>
         <w:r>
           <w:rPr>
-            <w:rFonts w:ascii="Verdana" w:hAnsi="Verdana"/>
             <w:noProof/>
             <w:webHidden/>
-            <w:color w:val="000000" w:themeColor="text1"/>
           </w:rPr>
           <w:fldChar w:fldCharType="begin"/>
         </w:r>
         <w:r>
           <w:rPr>
-            <w:rFonts w:ascii="Verdana" w:hAnsi="Verdana"/>
             <w:noProof/>
             <w:webHidden/>
-            <w:color w:val="000000" w:themeColor="text1"/>
           </w:rPr>
-          <w:instrText xml:space="preserve"> PAGEREF _Toc238457796 \h </w:instrText>
+          <w:instrText xml:space="preserve"> PAGEREF _Toc238762358 \h </w:instrText>
         </w:r>
         <w:r>
           <w:rPr>
-            <w:rFonts w:ascii="Verdana" w:hAnsi="Verdana"/>
             <w:noProof/>
             <w:webHidden/>
-            <w:color w:val="000000" w:themeColor="text1"/>
           </w:rPr>
         </w:r>
         <w:r>
           <w:rPr>
-            <w:rFonts w:ascii="Verdana" w:hAnsi="Verdana"/>
             <w:noProof/>
             <w:webHidden/>
-            <w:color w:val="000000" w:themeColor="text1"/>
           </w:rPr>
           <w:fldChar w:fldCharType="separate"/>
         </w:r>
         <w:r>
           <w:rPr>
-            <w:rFonts w:ascii="Verdana" w:hAnsi="Verdana"/>
             <w:noProof/>
             <w:webHidden/>
-            <w:color w:val="000000" w:themeColor="text1"/>
           </w:rPr>
           <w:t>4</w:t>
         </w:r>
         <w:r>
           <w:rPr>
-            <w:rFonts w:ascii="Verdana" w:hAnsi="Verdana"/>
             <w:noProof/>
             <w:webHidden/>
-            <w:color w:val="000000" w:themeColor="text1"/>
           </w:rPr>
           <w:fldChar w:fldCharType="end"/>
         </w:r>
@@ -1509,84 +1481,70 @@
           <w:tab w:val="right" w:leader="dot" w:pos="9350"/>
         </w:tabs>
         <w:rPr>
-          <w:rFonts w:ascii="Verdana" w:eastAsiaTheme="minorEastAsia" w:hAnsi="Verdana" w:cstheme="minorBidi"/>
+          <w:rFonts w:asciiTheme="minorHAnsi" w:eastAsiaTheme="minorEastAsia" w:hAnsiTheme="minorHAnsi" w:cstheme="minorBidi"/>
           <w:noProof/>
-          <w:color w:val="000000" w:themeColor="text1"/>
           <w:kern w:val="2"/>
+          <w:sz w:val="24"/>
+          <w:szCs w:val="24"/>
           <w:lang w:val="es-EC" w:eastAsia="es-EC"/>
           <w14:ligatures w14:val="standardContextual"/>
         </w:rPr>
       </w:pPr>
-      <w:hyperlink w:anchor="_Toc238457797" w:history="1">
+      <w:hyperlink w:anchor="_Toc238762359" w:history="1">
         <w:r>
           <w:rPr>
             <w:rStyle w:val="Hipervnculo"/>
             <w:rFonts w:ascii="Verdana" w:hAnsi="Verdana"/>
             <w:noProof/>
-            <w:color w:val="000000" w:themeColor="text1"/>
             <w:lang w:val="es-EC"/>
           </w:rPr>
           <w:t>Ilustración 3 Evidencia de panel para proyecto</w:t>
         </w:r>
         <w:r>
           <w:rPr>
-            <w:rFonts w:ascii="Verdana" w:hAnsi="Verdana"/>
             <w:noProof/>
             <w:webHidden/>
-            <w:color w:val="000000" w:themeColor="text1"/>
           </w:rPr>
           <w:tab/>
         </w:r>
         <w:r>
           <w:rPr>
-            <w:rFonts w:ascii="Verdana" w:hAnsi="Verdana"/>
             <w:noProof/>
             <w:webHidden/>
-            <w:color w:val="000000" w:themeColor="text1"/>
           </w:rPr>
           <w:fldChar w:fldCharType="begin"/>
         </w:r>
         <w:r>
           <w:rPr>
-            <w:rFonts w:ascii="Verdana" w:hAnsi="Verdana"/>
             <w:noProof/>
             <w:webHidden/>
-            <w:color w:val="000000" w:themeColor="text1"/>
           </w:rPr>
-          <w:instrText xml:space="preserve"> PAGEREF _Toc238457797 \h </w:instrText>
+          <w:instrText xml:space="preserve"> PAGEREF _Toc238762359 \h </w:instrText>
         </w:r>
         <w:r>
           <w:rPr>
-            <w:rFonts w:ascii="Verdana" w:hAnsi="Verdana"/>
             <w:noProof/>
             <w:webHidden/>
-            <w:color w:val="000000" w:themeColor="text1"/>
           </w:rPr>
         </w:r>
         <w:r>
           <w:rPr>
-            <w:rFonts w:ascii="Verdana" w:hAnsi="Verdana"/>
             <w:noProof/>
             <w:webHidden/>
-            <w:color w:val="000000" w:themeColor="text1"/>
           </w:rPr>
           <w:fldChar w:fldCharType="separate"/>
         </w:r>
         <w:r>
           <w:rPr>
-            <w:rFonts w:ascii="Verdana" w:hAnsi="Verdana"/>
             <w:noProof/>
             <w:webHidden/>
-            <w:color w:val="000000" w:themeColor="text1"/>
           </w:rPr>
           <w:t>4</w:t>
         </w:r>
         <w:r>
           <w:rPr>
-            <w:rFonts w:ascii="Verdana" w:hAnsi="Verdana"/>
             <w:noProof/>
             <w:webHidden/>
-            <w:color w:val="000000" w:themeColor="text1"/>
           </w:rPr>
           <w:fldChar w:fldCharType="end"/>
         </w:r>
@@ -1599,83 +1557,70 @@
           <w:tab w:val="right" w:leader="dot" w:pos="9350"/>
         </w:tabs>
         <w:rPr>
-          <w:rFonts w:ascii="Verdana" w:eastAsiaTheme="minorEastAsia" w:hAnsi="Verdana" w:cstheme="minorBidi"/>
+          <w:rFonts w:asciiTheme="minorHAnsi" w:eastAsiaTheme="minorEastAsia" w:hAnsiTheme="minorHAnsi" w:cstheme="minorBidi"/>
           <w:noProof/>
-          <w:color w:val="000000" w:themeColor="text1"/>
           <w:kern w:val="2"/>
+          <w:sz w:val="24"/>
+          <w:szCs w:val="24"/>
           <w:lang w:val="es-EC" w:eastAsia="es-EC"/>
           <w14:ligatures w14:val="standardContextual"/>
         </w:rPr>
       </w:pPr>
-      <w:hyperlink w:anchor="_Toc238457798" w:history="1">
+      <w:hyperlink w:anchor="_Toc238762360" w:history="1">
         <w:r>
           <w:rPr>
             <w:rStyle w:val="Hipervnculo"/>
             <w:rFonts w:ascii="Verdana" w:hAnsi="Verdana"/>
             <w:noProof/>
-            <w:color w:val="000000" w:themeColor="text1"/>
+            <w:lang w:val="es-EC"/>
           </w:rPr>
           <w:t>Ilustración 4 Evidencia de Revisión JIRA</w:t>
         </w:r>
         <w:r>
           <w:rPr>
-            <w:rFonts w:ascii="Verdana" w:hAnsi="Verdana"/>
             <w:noProof/>
             <w:webHidden/>
-            <w:color w:val="000000" w:themeColor="text1"/>
           </w:rPr>
           <w:tab/>
         </w:r>
         <w:r>
           <w:rPr>
-            <w:rFonts w:ascii="Verdana" w:hAnsi="Verdana"/>
             <w:noProof/>
             <w:webHidden/>
-            <w:color w:val="000000" w:themeColor="text1"/>
           </w:rPr>
           <w:fldChar w:fldCharType="begin"/>
         </w:r>
         <w:r>
           <w:rPr>
-            <w:rFonts w:ascii="Verdana" w:hAnsi="Verdana"/>
             <w:noProof/>
             <w:webHidden/>
-            <w:color w:val="000000" w:themeColor="text1"/>
           </w:rPr>
-          <w:instrText xml:space="preserve"> PAGEREF _Toc238457798 \h </w:instrText>
+          <w:instrText xml:space="preserve"> PAGEREF _Toc238762360 \h </w:instrText>
         </w:r>
         <w:r>
           <w:rPr>
-            <w:rFonts w:ascii="Verdana" w:hAnsi="Verdana"/>
             <w:noProof/>
             <w:webHidden/>
-            <w:color w:val="000000" w:themeColor="text1"/>
           </w:rPr>
         </w:r>
         <w:r>
           <w:rPr>
-            <w:rFonts w:ascii="Verdana" w:hAnsi="Verdana"/>
             <w:noProof/>
             <w:webHidden/>
-            <w:color w:val="000000" w:themeColor="text1"/>
           </w:rPr>
           <w:fldChar w:fldCharType="separate"/>
         </w:r>
         <w:r>
           <w:rPr>
-            <w:rFonts w:ascii="Verdana" w:hAnsi="Verdana"/>
             <w:noProof/>
             <w:webHidden/>
-            <w:color w:val="000000" w:themeColor="text1"/>
           </w:rPr>
           <w:t>5</w:t>
         </w:r>
         <w:r>
           <w:rPr>
-            <w:rFonts w:ascii="Verdana" w:hAnsi="Verdana"/>
             <w:noProof/>
             <w:webHidden/>
-            <w:color w:val="000000" w:themeColor="text1"/>
           </w:rPr>
           <w:fldChar w:fldCharType="end"/>
         </w:r>
@@ -1688,84 +1633,70 @@
           <w:tab w:val="right" w:leader="dot" w:pos="9350"/>
         </w:tabs>
         <w:rPr>
-          <w:rFonts w:ascii="Verdana" w:eastAsiaTheme="minorEastAsia" w:hAnsi="Verdana" w:cstheme="minorBidi"/>
+          <w:rFonts w:asciiTheme="minorHAnsi" w:eastAsiaTheme="minorEastAsia" w:hAnsiTheme="minorHAnsi" w:cstheme="minorBidi"/>
           <w:noProof/>
-          <w:color w:val="000000" w:themeColor="text1"/>
           <w:kern w:val="2"/>
+          <w:sz w:val="24"/>
+          <w:szCs w:val="24"/>
           <w:lang w:val="es-EC" w:eastAsia="es-EC"/>
           <w14:ligatures w14:val="standardContextual"/>
         </w:rPr>
       </w:pPr>
-      <w:hyperlink w:anchor="_Toc238457799" w:history="1">
+      <w:hyperlink w:anchor="_Toc238762361" w:history="1">
         <w:r>
           <w:rPr>
             <w:rStyle w:val="Hipervnculo"/>
             <w:rFonts w:ascii="Verdana" w:hAnsi="Verdana"/>
             <w:noProof/>
-            <w:color w:val="000000" w:themeColor="text1"/>
             <w:lang w:val="es-EC"/>
           </w:rPr>
           <w:t>Ilustración 5 Evidencia de revisión de actividades</w:t>
         </w:r>
         <w:r>
           <w:rPr>
-            <w:rFonts w:ascii="Verdana" w:hAnsi="Verdana"/>
             <w:noProof/>
             <w:webHidden/>
-            <w:color w:val="000000" w:themeColor="text1"/>
           </w:rPr>
           <w:tab/>
         </w:r>
         <w:r>
           <w:rPr>
-            <w:rFonts w:ascii="Verdana" w:hAnsi="Verdana"/>
             <w:noProof/>
             <w:webHidden/>
-            <w:color w:val="000000" w:themeColor="text1"/>
           </w:rPr>
           <w:fldChar w:fldCharType="begin"/>
         </w:r>
         <w:r>
           <w:rPr>
-            <w:rFonts w:ascii="Verdana" w:hAnsi="Verdana"/>
             <w:noProof/>
             <w:webHidden/>
-            <w:color w:val="000000" w:themeColor="text1"/>
           </w:rPr>
-          <w:instrText xml:space="preserve"> PAGEREF _Toc238457799 \h </w:instrText>
+          <w:instrText xml:space="preserve"> PAGEREF _Toc238762361 \h </w:instrText>
         </w:r>
         <w:r>
           <w:rPr>
-            <w:rFonts w:ascii="Verdana" w:hAnsi="Verdana"/>
             <w:noProof/>
             <w:webHidden/>
-            <w:color w:val="000000" w:themeColor="text1"/>
           </w:rPr>
         </w:r>
         <w:r>
           <w:rPr>
-            <w:rFonts w:ascii="Verdana" w:hAnsi="Verdana"/>
             <w:noProof/>
             <w:webHidden/>
-            <w:color w:val="000000" w:themeColor="text1"/>
           </w:rPr>
           <w:fldChar w:fldCharType="separate"/>
         </w:r>
         <w:r>
           <w:rPr>
-            <w:rFonts w:ascii="Verdana" w:hAnsi="Verdana"/>
             <w:noProof/>
             <w:webHidden/>
-            <w:color w:val="000000" w:themeColor="text1"/>
           </w:rPr>
           <w:t>5</w:t>
         </w:r>
         <w:r>
           <w:rPr>
-            <w:rFonts w:ascii="Verdana" w:hAnsi="Verdana"/>
             <w:noProof/>
             <w:webHidden/>
-            <w:color w:val="000000" w:themeColor="text1"/>
           </w:rPr>
           <w:fldChar w:fldCharType="end"/>
         </w:r>
@@ -1966,7 +1897,7 @@
           <w:color w:val="943634" w:themeColor="accent2" w:themeShade="BF"/>
         </w:rPr>
       </w:pPr>
-      <w:bookmarkStart w:id="2" w:name="_Toc238457795"/>
+      <w:bookmarkStart w:id="2" w:name="_Toc238762357"/>
       <w:proofErr w:type="spellStart"/>
       <w:r>
         <w:rPr>
@@ -2129,7 +2060,7 @@
           <w:lang w:val="es-EC"/>
         </w:rPr>
       </w:pPr>
-      <w:bookmarkStart w:id="3" w:name="_Toc238457796"/>
+      <w:bookmarkStart w:id="3" w:name="_Toc238762358"/>
       <w:r>
         <w:rPr>
           <w:rFonts w:ascii="Verdana" w:hAnsi="Verdana"/>
@@ -2261,7 +2192,7 @@
           <w:lang w:val="es-EC"/>
         </w:rPr>
       </w:pPr>
-      <w:bookmarkStart w:id="4" w:name="_Toc238457797"/>
+      <w:bookmarkStart w:id="4" w:name="_Toc238762359"/>
       <w:r>
         <w:rPr>
           <w:rFonts w:ascii="Verdana" w:hAnsi="Verdana"/>
@@ -2405,8 +2336,7 @@
           <w:lang w:val="es-EC"/>
         </w:rPr>
       </w:pPr>
-      <w:bookmarkStart w:id="6" w:name="_Toc238457798"/>
-      <w:proofErr w:type="spellStart"/>
+      <w:bookmarkStart w:id="6" w:name="_Toc238762360"/>
       <w:r>
         <w:rPr>
           <w:rFonts w:ascii="Verdana" w:hAnsi="Verdana"/>
@@ -2415,20 +2345,9 @@
           <w:color w:val="943634" w:themeColor="accent2" w:themeShade="BF"/>
           <w:sz w:val="22"/>
           <w:szCs w:val="22"/>
+          <w:lang w:val="es-EC"/>
         </w:rPr>
-        <w:t>Ilustración</w:t>
-      </w:r>
-      <w:proofErr w:type="spellEnd"/>
-      <w:r>
-        <w:rPr>
-          <w:rFonts w:ascii="Verdana" w:hAnsi="Verdana"/>
-          <w:b w:val="0"/>
-          <w:bCs w:val="0"/>
-          <w:color w:val="943634" w:themeColor="accent2" w:themeShade="BF"/>
-          <w:sz w:val="22"/>
-          <w:szCs w:val="22"/>
-        </w:rPr>
-        <w:t xml:space="preserve"> </w:t>
+        <w:t xml:space="preserve">Ilustración </w:t>
       </w:r>
       <w:r>
         <w:rPr>
@@ -2449,6 +2368,7 @@
           <w:color w:val="943634" w:themeColor="accent2" w:themeShade="BF"/>
           <w:sz w:val="22"/>
           <w:szCs w:val="22"/>
+          <w:lang w:val="es-EC"/>
         </w:rPr>
         <w:instrText xml:space="preserve"> SEQ Ilustración \* ARABIC </w:instrText>
       </w:r>
@@ -2472,6 +2392,7 @@
           <w:color w:val="943634" w:themeColor="accent2" w:themeShade="BF"/>
           <w:sz w:val="22"/>
           <w:szCs w:val="22"/>
+          <w:lang w:val="es-EC"/>
         </w:rPr>
         <w:t>4</w:t>
       </w:r>
@@ -2494,78 +2415,9 @@
           <w:color w:val="943634" w:themeColor="accent2" w:themeShade="BF"/>
           <w:sz w:val="22"/>
           <w:szCs w:val="22"/>
+          <w:lang w:val="es-EC"/>
         </w:rPr>
-        <w:t xml:space="preserve"> </w:t>
-      </w:r>
-      <w:proofErr w:type="spellStart"/>
-      <w:r>
-        <w:rPr>
-          <w:rFonts w:ascii="Verdana" w:hAnsi="Verdana"/>
-          <w:b w:val="0"/>
-          <w:bCs w:val="0"/>
-          <w:color w:val="943634" w:themeColor="accent2" w:themeShade="BF"/>
-          <w:sz w:val="22"/>
-          <w:szCs w:val="22"/>
-        </w:rPr>
-        <w:t>Evidencia</w:t>
-      </w:r>
-      <w:proofErr w:type="spellEnd"/>
-      <w:r>
-        <w:rPr>
-          <w:rFonts w:ascii="Verdana" w:hAnsi="Verdana"/>
-          <w:b w:val="0"/>
-          <w:bCs w:val="0"/>
-          <w:color w:val="943634" w:themeColor="accent2" w:themeShade="BF"/>
-          <w:sz w:val="22"/>
-          <w:szCs w:val="22"/>
-        </w:rPr>
-        <w:t xml:space="preserve"> de </w:t>
-      </w:r>
-      <w:proofErr w:type="spellStart"/>
-      <w:r>
-        <w:rPr>
-          <w:rFonts w:ascii="Verdana" w:hAnsi="Verdana"/>
-          <w:b w:val="0"/>
-          <w:bCs w:val="0"/>
-          <w:color w:val="943634" w:themeColor="accent2" w:themeShade="BF"/>
-          <w:sz w:val="22"/>
-          <w:szCs w:val="22"/>
-        </w:rPr>
-        <w:t>Revisi</w:t>
-      </w:r>
-      <w:r>
-        <w:rPr>
-          <w:rFonts w:ascii="Verdana" w:hAnsi="Verdana"/>
-          <w:b w:val="0"/>
-          <w:bCs w:val="0"/>
-          <w:color w:val="943634" w:themeColor="accent2" w:themeShade="BF"/>
-          <w:sz w:val="22"/>
-          <w:szCs w:val="22"/>
-        </w:rPr>
-        <w:t>ó</w:t>
-      </w:r>
-      <w:r>
-        <w:rPr>
-          <w:rFonts w:ascii="Verdana" w:hAnsi="Verdana"/>
-          <w:b w:val="0"/>
-          <w:bCs w:val="0"/>
-          <w:color w:val="943634" w:themeColor="accent2" w:themeShade="BF"/>
-          <w:sz w:val="22"/>
-          <w:szCs w:val="22"/>
-        </w:rPr>
-        <w:t>n</w:t>
-      </w:r>
-      <w:proofErr w:type="spellEnd"/>
-      <w:r>
-        <w:rPr>
-          <w:rFonts w:ascii="Verdana" w:hAnsi="Verdana"/>
-          <w:b w:val="0"/>
-          <w:bCs w:val="0"/>
-          <w:color w:val="943634" w:themeColor="accent2" w:themeShade="BF"/>
-          <w:sz w:val="22"/>
-          <w:szCs w:val="22"/>
-        </w:rPr>
-        <w:t xml:space="preserve"> JIRA</w:t>
+        <w:t xml:space="preserve"> Evidencia de Revisión JIRA</w:t>
       </w:r>
       <w:bookmarkEnd w:id="6"/>
     </w:p>
@@ -2631,7 +2483,7 @@
           <w:lang w:val="es-EC"/>
         </w:rPr>
       </w:pPr>
-      <w:bookmarkStart w:id="7" w:name="_Toc238457799"/>
+      <w:bookmarkStart w:id="7" w:name="_Toc238762361"/>
       <w:r>
         <w:rPr>
           <w:rFonts w:ascii="Verdana" w:hAnsi="Verdana"/>
@@ -2712,7 +2564,83 @@
           <w:szCs w:val="22"/>
           <w:lang w:val="es-EC"/>
         </w:rPr>
-        <w:t xml:space="preserve"> Evidencia de revisi</w:t>
+        <w:t xml:space="preserve"> Evidencia de revisión de actividades</w:t>
+      </w:r>
+      <w:bookmarkEnd w:id="7"/>
+    </w:p>
+    <w:p>
+      <w:pPr>
+        <w:rPr>
+          <w:lang w:val="es-EC"/>
+        </w:rPr>
+      </w:pPr>
+      <w:r>
+        <w:rPr>
+          <w:lang w:val="es-EC"/>
+        </w:rPr>
+        <w:lastRenderedPageBreak/>
+        <w:drawing>
+          <wp:inline distT="0" distB="0" distL="0" distR="0" wp14:anchorId="5DEBBDDF" wp14:editId="7BE91702">
+            <wp:extent cx="5943600" cy="2428875"/>
+            <wp:effectExtent l="0" t="0" r="0" b="9525"/>
+            <wp:docPr id="1962278106" name="Imagen 1"/>
+            <wp:cNvGraphicFramePr>
+              <a:graphicFrameLocks xmlns:a="http://schemas.openxmlformats.org/drawingml/2006/main" noChangeAspect="1"/>
+            </wp:cNvGraphicFramePr>
+            <a:graphic xmlns:a="http://schemas.openxmlformats.org/drawingml/2006/main">
+              <a:graphicData uri="http://schemas.openxmlformats.org/drawingml/2006/picture">
+                <pic:pic xmlns:pic="http://schemas.openxmlformats.org/drawingml/2006/picture">
+                  <pic:nvPicPr>
+                    <pic:cNvPr id="1962278106" name=""/>
+                    <pic:cNvPicPr/>
+                  </pic:nvPicPr>
+                  <pic:blipFill>
+                    <a:blip r:embed="rId14"/>
+                    <a:stretch>
+                      <a:fillRect/>
+                    </a:stretch>
+                  </pic:blipFill>
+                  <pic:spPr>
+                    <a:xfrm>
+                      <a:off x="0" y="0"/>
+                      <a:ext cx="5943600" cy="2428875"/>
+                    </a:xfrm>
+                    <a:prstGeom prst="rect">
+                      <a:avLst/>
+                    </a:prstGeom>
+                  </pic:spPr>
+                </pic:pic>
+              </a:graphicData>
+            </a:graphic>
+          </wp:inline>
+        </w:drawing>
+      </w:r>
+    </w:p>
+    <w:p>
+      <w:pPr>
+        <w:pStyle w:val="Descripcin"/>
+        <w:jc w:val="center"/>
+        <w:rPr>
+          <w:rFonts w:ascii="Verdana" w:hAnsi="Verdana"/>
+          <w:b w:val="0"/>
+          <w:bCs w:val="0"/>
+          <w:color w:val="943634" w:themeColor="accent2" w:themeShade="BF"/>
+          <w:sz w:val="22"/>
+          <w:szCs w:val="22"/>
+          <w:lang w:val="es-EC"/>
+        </w:rPr>
+      </w:pPr>
+      <w:r>
+        <w:rPr>
+          <w:rFonts w:ascii="Verdana" w:hAnsi="Verdana"/>
+          <w:b w:val="0"/>
+          <w:bCs w:val="0"/>
+          <w:color w:val="943634" w:themeColor="accent2" w:themeShade="BF"/>
+          <w:sz w:val="22"/>
+          <w:szCs w:val="22"/>
+          <w:lang w:val="es-EC"/>
+        </w:rPr>
+        <w:t xml:space="preserve">Ilustración </w:t>
       </w:r>
       <w:r>
         <w:rPr>
@@ -2724,7 +2652,7 @@
           <w:szCs w:val="22"/>
           <w:lang w:val="es-EC"/>
         </w:rPr>
-        <w:t>ó</w:t>
+        <w:t>6</w:t>
       </w:r>
       <w:r>
         <w:rPr>
@@ -2736,12 +2664,18 @@
           <w:szCs w:val="22"/>
           <w:lang w:val="es-EC"/>
         </w:rPr>
-        <w:t>n de actividades</w:t>
+        <w:t xml:space="preserve"> Evidencia de Revisión JIRA</w:t>
       </w:r>
-      <w:bookmarkEnd w:id="7"/>
+    </w:p>
+    <w:p>
+      <w:pPr>
+        <w:rPr>
+          <w:lang w:val="es-EC"/>
+        </w:rPr>
+      </w:pPr>
     </w:p>
     <w:sectPr>
-      <w:headerReference w:type="default" r:id="rId14"/>
+      <w:headerReference w:type="default" r:id="rId15"/>
       <w:pgSz w:w="12240" w:h="15840"/>
       <w:pgMar w:top="1440" w:right="1440" w:bottom="1440" w:left="1440" w:header="720" w:footer="720" w:gutter="0"/>
       <w:cols w:space="720"/>

--- a/Documentacion/04 Evidencias/Evidencias.docx
+++ b/Documentacion/04 Evidencias/Evidencias.docx
@@ -843,7 +843,34 @@
                 <w:szCs w:val="28"/>
                 <w:lang w:val="es-419"/>
               </w:rPr>
-              <w:t>29 de agosto de 2026</w:t>
+              <w:t>05</w:t>
+            </w:r>
+            <w:r>
+              <w:rPr>
+                <w:rFonts w:ascii="Verdana" w:hAnsi="Verdana" w:cs="Times New Roman"/>
+                <w:sz w:val="28"/>
+                <w:szCs w:val="28"/>
+                <w:lang w:val="es-419"/>
+              </w:rPr>
+              <w:t xml:space="preserve"> de </w:t>
+            </w:r>
+            <w:r>
+              <w:rPr>
+                <w:rFonts w:ascii="Verdana" w:hAnsi="Verdana" w:cs="Times New Roman"/>
+                <w:sz w:val="28"/>
+                <w:szCs w:val="28"/>
+                <w:lang w:val="es-419"/>
+              </w:rPr>
+              <w:t>septiembre</w:t>
+            </w:r>
+            <w:r>
+              <w:rPr>
+                <w:rFonts w:ascii="Verdana" w:hAnsi="Verdana" w:cs="Times New Roman"/>
+                <w:sz w:val="28"/>
+                <w:szCs w:val="28"/>
+                <w:lang w:val="es-419"/>
+              </w:rPr>
+              <w:t xml:space="preserve"> de 2026</w:t>
             </w:r>
           </w:p>
         </w:tc>
@@ -966,13 +993,12 @@
             <w:tabs>
               <w:tab w:val="right" w:leader="dot" w:pos="9350"/>
             </w:tabs>
+            <w:spacing w:after="0"/>
             <w:rPr>
               <w:rFonts w:ascii="Verdana" w:hAnsi="Verdana"/>
               <w:noProof/>
               <w:color w:val="000000" w:themeColor="text1"/>
               <w:kern w:val="2"/>
-              <w:sz w:val="24"/>
-              <w:szCs w:val="24"/>
               <w:lang w:val="es-EC" w:eastAsia="es-EC"/>
               <w14:ligatures w14:val="standardContextual"/>
             </w:rPr>
@@ -1007,7 +1033,7 @@
             </w:rPr>
             <w:fldChar w:fldCharType="separate"/>
           </w:r>
-          <w:hyperlink w:anchor="_Toc238457790" w:history="1">
+          <w:hyperlink w:anchor="_Toc239453337" w:history="1">
             <w:r>
               <w:rPr>
                 <w:rStyle w:val="Hipervnculo"/>
@@ -1043,7 +1069,7 @@
                 <w:webHidden/>
                 <w:color w:val="000000" w:themeColor="text1"/>
               </w:rPr>
-              <w:instrText xml:space="preserve"> PAGEREF _Toc238457790 \h </w:instrText>
+              <w:instrText xml:space="preserve"> PAGEREF _Toc239453337 \h </w:instrText>
             </w:r>
             <w:r>
               <w:rPr>
@@ -1088,18 +1114,17 @@
             <w:tabs>
               <w:tab w:val="right" w:leader="dot" w:pos="9350"/>
             </w:tabs>
+            <w:spacing w:after="0"/>
             <w:rPr>
               <w:rFonts w:ascii="Verdana" w:hAnsi="Verdana"/>
               <w:noProof/>
               <w:color w:val="000000" w:themeColor="text1"/>
               <w:kern w:val="2"/>
-              <w:sz w:val="24"/>
-              <w:szCs w:val="24"/>
               <w:lang w:val="es-EC" w:eastAsia="es-EC"/>
               <w14:ligatures w14:val="standardContextual"/>
             </w:rPr>
           </w:pPr>
-          <w:hyperlink w:anchor="_Toc238457791" w:history="1">
+          <w:hyperlink w:anchor="_Toc239453338" w:history="1">
             <w:r>
               <w:rPr>
                 <w:rStyle w:val="Hipervnculo"/>
@@ -1134,7 +1159,7 @@
                 <w:webHidden/>
                 <w:color w:val="000000" w:themeColor="text1"/>
               </w:rPr>
-              <w:instrText xml:space="preserve"> PAGEREF _Toc238457791 \h </w:instrText>
+              <w:instrText xml:space="preserve"> PAGEREF _Toc239453338 \h </w:instrText>
             </w:r>
             <w:r>
               <w:rPr>
@@ -1179,18 +1204,17 @@
             <w:tabs>
               <w:tab w:val="right" w:leader="dot" w:pos="9350"/>
             </w:tabs>
+            <w:spacing w:after="0"/>
             <w:rPr>
               <w:rFonts w:ascii="Verdana" w:hAnsi="Verdana"/>
               <w:noProof/>
               <w:color w:val="000000" w:themeColor="text1"/>
               <w:kern w:val="2"/>
-              <w:sz w:val="24"/>
-              <w:szCs w:val="24"/>
               <w:lang w:val="es-EC" w:eastAsia="es-EC"/>
               <w14:ligatures w14:val="standardContextual"/>
             </w:rPr>
           </w:pPr>
-          <w:hyperlink w:anchor="_Toc238457792" w:history="1">
+          <w:hyperlink w:anchor="_Toc239453339" w:history="1">
             <w:r>
               <w:rPr>
                 <w:rStyle w:val="Hipervnculo"/>
@@ -1226,7 +1250,7 @@
                 <w:webHidden/>
                 <w:color w:val="000000" w:themeColor="text1"/>
               </w:rPr>
-              <w:instrText xml:space="preserve"> PAGEREF _Toc238457792 \h </w:instrText>
+              <w:instrText xml:space="preserve"> PAGEREF _Toc239453339 \h </w:instrText>
             </w:r>
             <w:r>
               <w:rPr>
@@ -1267,6 +1291,97 @@
         </w:p>
         <w:p>
           <w:pPr>
+            <w:pStyle w:val="TDC1"/>
+            <w:tabs>
+              <w:tab w:val="right" w:leader="dot" w:pos="9350"/>
+            </w:tabs>
+            <w:spacing w:after="0"/>
+            <w:rPr>
+              <w:rFonts w:ascii="Verdana" w:hAnsi="Verdana"/>
+              <w:noProof/>
+              <w:color w:val="000000" w:themeColor="text1"/>
+              <w:kern w:val="2"/>
+              <w:lang w:val="es-EC" w:eastAsia="es-EC"/>
+              <w14:ligatures w14:val="standardContextual"/>
+            </w:rPr>
+          </w:pPr>
+          <w:hyperlink w:anchor="_Toc239453340" w:history="1">
+            <w:r>
+              <w:rPr>
+                <w:rStyle w:val="Hipervnculo"/>
+                <w:rFonts w:ascii="Verdana" w:hAnsi="Verdana"/>
+                <w:noProof/>
+                <w:color w:val="000000" w:themeColor="text1"/>
+                <w:lang w:val="es-EC"/>
+              </w:rPr>
+              <w:t>EV-03 Revisión Sprint 2</w:t>
+            </w:r>
+            <w:r>
+              <w:rPr>
+                <w:rFonts w:ascii="Verdana" w:hAnsi="Verdana"/>
+                <w:noProof/>
+                <w:webHidden/>
+                <w:color w:val="000000" w:themeColor="text1"/>
+              </w:rPr>
+              <w:tab/>
+            </w:r>
+            <w:r>
+              <w:rPr>
+                <w:rFonts w:ascii="Verdana" w:hAnsi="Verdana"/>
+                <w:noProof/>
+                <w:webHidden/>
+                <w:color w:val="000000" w:themeColor="text1"/>
+              </w:rPr>
+              <w:fldChar w:fldCharType="begin"/>
+            </w:r>
+            <w:r>
+              <w:rPr>
+                <w:rFonts w:ascii="Verdana" w:hAnsi="Verdana"/>
+                <w:noProof/>
+                <w:webHidden/>
+                <w:color w:val="000000" w:themeColor="text1"/>
+              </w:rPr>
+              <w:instrText xml:space="preserve"> PAGEREF _Toc239453340 \h </w:instrText>
+            </w:r>
+            <w:r>
+              <w:rPr>
+                <w:rFonts w:ascii="Verdana" w:hAnsi="Verdana"/>
+                <w:noProof/>
+                <w:webHidden/>
+                <w:color w:val="000000" w:themeColor="text1"/>
+              </w:rPr>
+            </w:r>
+            <w:r>
+              <w:rPr>
+                <w:rFonts w:ascii="Verdana" w:hAnsi="Verdana"/>
+                <w:noProof/>
+                <w:webHidden/>
+                <w:color w:val="000000" w:themeColor="text1"/>
+              </w:rPr>
+              <w:fldChar w:fldCharType="separate"/>
+            </w:r>
+            <w:r>
+              <w:rPr>
+                <w:rFonts w:ascii="Verdana" w:hAnsi="Verdana"/>
+                <w:noProof/>
+                <w:webHidden/>
+                <w:color w:val="000000" w:themeColor="text1"/>
+              </w:rPr>
+              <w:t>6</w:t>
+            </w:r>
+            <w:r>
+              <w:rPr>
+                <w:rFonts w:ascii="Verdana" w:hAnsi="Verdana"/>
+                <w:noProof/>
+                <w:webHidden/>
+                <w:color w:val="000000" w:themeColor="text1"/>
+              </w:rPr>
+              <w:fldChar w:fldCharType="end"/>
+            </w:r>
+          </w:hyperlink>
+        </w:p>
+        <w:p>
+          <w:pPr>
             <w:spacing w:after="0" w:line="240" w:lineRule="auto"/>
             <w:rPr>
               <w:rFonts w:ascii="Verdana" w:hAnsi="Verdana"/>
@@ -1339,7 +1454,7 @@
         </w:rPr>
         <w:fldChar w:fldCharType="separate"/>
       </w:r>
-      <w:hyperlink w:anchor="_Toc238762357" w:history="1">
+      <w:hyperlink w:anchor="_Toc239453367" w:history="1">
         <w:r>
           <w:rPr>
             <w:rStyle w:val="Hipervnculo"/>
@@ -1367,7 +1482,7 @@
             <w:noProof/>
             <w:webHidden/>
           </w:rPr>
-          <w:instrText xml:space="preserve"> PAGEREF _Toc238762357 \h </w:instrText>
+          <w:instrText xml:space="preserve"> PAGEREF _Toc239453367 \h </w:instrText>
         </w:r>
         <w:r>
           <w:rPr>
@@ -1414,7 +1529,7 @@
           <w14:ligatures w14:val="standardContextual"/>
         </w:rPr>
       </w:pPr>
-      <w:hyperlink w:anchor="_Toc238762358" w:history="1">
+      <w:hyperlink w:anchor="_Toc239453368" w:history="1">
         <w:r>
           <w:rPr>
             <w:rStyle w:val="Hipervnculo"/>
@@ -1443,7 +1558,7 @@
             <w:noProof/>
             <w:webHidden/>
           </w:rPr>
-          <w:instrText xml:space="preserve"> PAGEREF _Toc238762358 \h </w:instrText>
+          <w:instrText xml:space="preserve"> PAGEREF _Toc239453368 \h </w:instrText>
         </w:r>
         <w:r>
           <w:rPr>
@@ -1490,7 +1605,7 @@
           <w14:ligatures w14:val="standardContextual"/>
         </w:rPr>
       </w:pPr>
-      <w:hyperlink w:anchor="_Toc238762359" w:history="1">
+      <w:hyperlink w:anchor="_Toc239453369" w:history="1">
         <w:r>
           <w:rPr>
             <w:rStyle w:val="Hipervnculo"/>
@@ -1519,7 +1634,7 @@
             <w:noProof/>
             <w:webHidden/>
           </w:rPr>
-          <w:instrText xml:space="preserve"> PAGEREF _Toc238762359 \h </w:instrText>
+          <w:instrText xml:space="preserve"> PAGEREF _Toc239453369 \h </w:instrText>
         </w:r>
         <w:r>
           <w:rPr>
@@ -1566,7 +1681,7 @@
           <w14:ligatures w14:val="standardContextual"/>
         </w:rPr>
       </w:pPr>
-      <w:hyperlink w:anchor="_Toc238762360" w:history="1">
+      <w:hyperlink w:anchor="_Toc239453370" w:history="1">
         <w:r>
           <w:rPr>
             <w:rStyle w:val="Hipervnculo"/>
@@ -1595,7 +1710,7 @@
             <w:noProof/>
             <w:webHidden/>
           </w:rPr>
-          <w:instrText xml:space="preserve"> PAGEREF _Toc238762360 \h </w:instrText>
+          <w:instrText xml:space="preserve"> PAGEREF _Toc239453370 \h </w:instrText>
         </w:r>
         <w:r>
           <w:rPr>
@@ -1642,7 +1757,7 @@
           <w14:ligatures w14:val="standardContextual"/>
         </w:rPr>
       </w:pPr>
-      <w:hyperlink w:anchor="_Toc238762361" w:history="1">
+      <w:hyperlink w:anchor="_Toc239453371" w:history="1">
         <w:r>
           <w:rPr>
             <w:rStyle w:val="Hipervnculo"/>
@@ -1671,7 +1786,7 @@
             <w:noProof/>
             <w:webHidden/>
           </w:rPr>
-          <w:instrText xml:space="preserve"> PAGEREF _Toc238762361 \h </w:instrText>
+          <w:instrText xml:space="preserve"> PAGEREF _Toc239453371 \h </w:instrText>
         </w:r>
         <w:r>
           <w:rPr>
@@ -1704,6 +1819,82 @@
     </w:p>
     <w:p>
       <w:pPr>
+        <w:pStyle w:val="Tabladeilustraciones"/>
+        <w:tabs>
+          <w:tab w:val="right" w:leader="dot" w:pos="9350"/>
+        </w:tabs>
+        <w:rPr>
+          <w:rFonts w:asciiTheme="minorHAnsi" w:eastAsiaTheme="minorEastAsia" w:hAnsiTheme="minorHAnsi" w:cstheme="minorBidi"/>
+          <w:noProof/>
+          <w:kern w:val="2"/>
+          <w:sz w:val="24"/>
+          <w:szCs w:val="24"/>
+          <w:lang w:val="es-EC" w:eastAsia="es-EC"/>
+          <w14:ligatures w14:val="standardContextual"/>
+        </w:rPr>
+      </w:pPr>
+      <w:hyperlink w:anchor="_Toc239453372" w:history="1">
+        <w:r>
+          <w:rPr>
+            <w:rStyle w:val="Hipervnculo"/>
+            <w:rFonts w:ascii="Verdana" w:hAnsi="Verdana"/>
+            <w:noProof/>
+            <w:lang w:val="es-EC"/>
+          </w:rPr>
+          <w:t>Ilustración 6 Evidencia de reunión planificación sprint 2</w:t>
+        </w:r>
+        <w:r>
+          <w:rPr>
+            <w:noProof/>
+            <w:webHidden/>
+          </w:rPr>
+          <w:tab/>
+        </w:r>
+        <w:r>
+          <w:rPr>
+            <w:noProof/>
+            <w:webHidden/>
+          </w:rPr>
+          <w:fldChar w:fldCharType="begin"/>
+        </w:r>
+        <w:r>
+          <w:rPr>
+            <w:noProof/>
+            <w:webHidden/>
+          </w:rPr>
+          <w:instrText xml:space="preserve"> PAGEREF _Toc239453372 \h </w:instrText>
+        </w:r>
+        <w:r>
+          <w:rPr>
+            <w:noProof/>
+            <w:webHidden/>
+          </w:rPr>
+        </w:r>
+        <w:r>
+          <w:rPr>
+            <w:noProof/>
+            <w:webHidden/>
+          </w:rPr>
+          <w:fldChar w:fldCharType="separate"/>
+        </w:r>
+        <w:r>
+          <w:rPr>
+            <w:noProof/>
+            <w:webHidden/>
+          </w:rPr>
+          <w:t>6</w:t>
+        </w:r>
+        <w:r>
+          <w:rPr>
+            <w:noProof/>
+            <w:webHidden/>
+          </w:rPr>
+          <w:fldChar w:fldCharType="end"/>
+        </w:r>
+      </w:hyperlink>
+    </w:p>
+    <w:p>
+      <w:pPr>
         <w:rPr>
           <w:lang w:val="es-419"/>
         </w:rPr>
@@ -1752,7 +1943,7 @@
           <w:lang w:val="es-EC"/>
         </w:rPr>
       </w:pPr>
-      <w:bookmarkStart w:id="0" w:name="_Toc238457790"/>
+      <w:bookmarkStart w:id="0" w:name="_Toc239453337"/>
       <w:r>
         <w:rPr>
           <w:rFonts w:ascii="Verdana" w:hAnsi="Verdana"/>
@@ -1793,7 +1984,7 @@
           <w:szCs w:val="32"/>
         </w:rPr>
       </w:pPr>
-      <w:bookmarkStart w:id="1" w:name="_Toc238457791"/>
+      <w:bookmarkStart w:id="1" w:name="_Toc239453338"/>
       <w:r>
         <w:rPr>
           <w:rFonts w:ascii="Verdana" w:hAnsi="Verdana"/>
@@ -1801,27 +1992,7 @@
           <w:sz w:val="32"/>
           <w:szCs w:val="32"/>
         </w:rPr>
-        <w:t xml:space="preserve">EV-01. </w:t>
-      </w:r>
-      <w:proofErr w:type="spellStart"/>
-      <w:r>
-        <w:rPr>
-          <w:rFonts w:ascii="Verdana" w:hAnsi="Verdana"/>
-          <w:color w:val="943634" w:themeColor="accent2" w:themeShade="BF"/>
-          <w:sz w:val="32"/>
-          <w:szCs w:val="32"/>
-        </w:rPr>
-        <w:t>Reunión</w:t>
-      </w:r>
-      <w:proofErr w:type="spellEnd"/>
-      <w:r>
-        <w:rPr>
-          <w:rFonts w:ascii="Verdana" w:hAnsi="Verdana"/>
-          <w:color w:val="943634" w:themeColor="accent2" w:themeShade="BF"/>
-          <w:sz w:val="32"/>
-          <w:szCs w:val="32"/>
-        </w:rPr>
-        <w:t xml:space="preserve"> de Sprint Planning</w:t>
+        <w:t>EV-01. Reunión de Sprint Planning</w:t>
       </w:r>
       <w:bookmarkEnd w:id="1"/>
     </w:p>
@@ -1897,22 +2068,13 @@
           <w:color w:val="943634" w:themeColor="accent2" w:themeShade="BF"/>
         </w:rPr>
       </w:pPr>
-      <w:bookmarkStart w:id="2" w:name="_Toc238762357"/>
-      <w:proofErr w:type="spellStart"/>
+      <w:bookmarkStart w:id="2" w:name="_Toc239453367"/>
       <w:r>
         <w:rPr>
           <w:rFonts w:ascii="Verdana" w:hAnsi="Verdana"/>
           <w:color w:val="943634" w:themeColor="accent2" w:themeShade="BF"/>
         </w:rPr>
-        <w:t>Ilustración</w:t>
-      </w:r>
-      <w:proofErr w:type="spellEnd"/>
-      <w:r>
-        <w:rPr>
-          <w:rFonts w:ascii="Verdana" w:hAnsi="Verdana"/>
-          <w:color w:val="943634" w:themeColor="accent2" w:themeShade="BF"/>
-        </w:rPr>
-        <w:t xml:space="preserve"> </w:t>
+        <w:t xml:space="preserve">Ilustración </w:t>
       </w:r>
       <w:r>
         <w:rPr>
@@ -1955,34 +2117,9 @@
           <w:rFonts w:ascii="Verdana" w:hAnsi="Verdana"/>
           <w:color w:val="943634" w:themeColor="accent2" w:themeShade="BF"/>
         </w:rPr>
-        <w:t xml:space="preserve"> </w:t>
-      </w:r>
-      <w:proofErr w:type="spellStart"/>
-      <w:r>
-        <w:rPr>
-          <w:rFonts w:ascii="Verdana" w:hAnsi="Verdana"/>
-          <w:color w:val="943634" w:themeColor="accent2" w:themeShade="BF"/>
-        </w:rPr>
-        <w:t>Evidencia</w:t>
-      </w:r>
-      <w:proofErr w:type="spellEnd"/>
-      <w:r>
-        <w:rPr>
-          <w:rFonts w:ascii="Verdana" w:hAnsi="Verdana"/>
-          <w:color w:val="943634" w:themeColor="accent2" w:themeShade="BF"/>
-        </w:rPr>
-        <w:t xml:space="preserve"> de </w:t>
-      </w:r>
-      <w:proofErr w:type="spellStart"/>
-      <w:r>
-        <w:rPr>
-          <w:rFonts w:ascii="Verdana" w:hAnsi="Verdana"/>
-          <w:color w:val="943634" w:themeColor="accent2" w:themeShade="BF"/>
-        </w:rPr>
-        <w:t>Reunión</w:t>
+        <w:t xml:space="preserve"> Evidencia de Reunión</w:t>
       </w:r>
       <w:bookmarkEnd w:id="2"/>
-      <w:proofErr w:type="spellEnd"/>
     </w:p>
     <w:p>
       <w:pPr>
@@ -2060,7 +2197,7 @@
           <w:lang w:val="es-EC"/>
         </w:rPr>
       </w:pPr>
-      <w:bookmarkStart w:id="3" w:name="_Toc238762358"/>
+      <w:bookmarkStart w:id="3" w:name="_Toc239453368"/>
       <w:r>
         <w:rPr>
           <w:rFonts w:ascii="Verdana" w:hAnsi="Verdana"/>
@@ -2192,7 +2329,7 @@
           <w:lang w:val="es-EC"/>
         </w:rPr>
       </w:pPr>
-      <w:bookmarkStart w:id="4" w:name="_Toc238762359"/>
+      <w:bookmarkStart w:id="4" w:name="_Toc239453369"/>
       <w:r>
         <w:rPr>
           <w:rFonts w:ascii="Verdana" w:hAnsi="Verdana"/>
@@ -2260,7 +2397,7 @@
           <w:lang w:val="es-EC"/>
         </w:rPr>
       </w:pPr>
-      <w:bookmarkStart w:id="5" w:name="_Toc238457792"/>
+      <w:bookmarkStart w:id="5" w:name="_Toc239453339"/>
       <w:r>
         <w:rPr>
           <w:rFonts w:ascii="Verdana" w:hAnsi="Verdana"/>
@@ -2336,7 +2473,7 @@
           <w:lang w:val="es-EC"/>
         </w:rPr>
       </w:pPr>
-      <w:bookmarkStart w:id="6" w:name="_Toc238762360"/>
+      <w:bookmarkStart w:id="6" w:name="_Toc239453370"/>
       <w:r>
         <w:rPr>
           <w:rFonts w:ascii="Verdana" w:hAnsi="Verdana"/>
@@ -2483,7 +2620,7 @@
           <w:lang w:val="es-EC"/>
         </w:rPr>
       </w:pPr>
-      <w:bookmarkStart w:id="7" w:name="_Toc238762361"/>
+      <w:bookmarkStart w:id="7" w:name="_Toc239453371"/>
       <w:r>
         <w:rPr>
           <w:rFonts w:ascii="Verdana" w:hAnsi="Verdana"/>
@@ -2576,6 +2713,7 @@
       </w:pPr>
       <w:r>
         <w:rPr>
+          <w:noProof/>
           <w:lang w:val="es-EC"/>
         </w:rPr>
         <w:lastRenderedPageBreak/>
@@ -2669,13 +2807,377 @@
     </w:p>
     <w:p>
       <w:pPr>
+        <w:pStyle w:val="Ttulo1"/>
+        <w:spacing w:before="120" w:after="120"/>
+        <w:rPr>
+          <w:rFonts w:ascii="Verdana" w:hAnsi="Verdana"/>
+          <w:color w:val="943634" w:themeColor="accent2" w:themeShade="BF"/>
+          <w:sz w:val="32"/>
+          <w:szCs w:val="32"/>
+          <w:lang w:val="es-EC"/>
+        </w:rPr>
+      </w:pPr>
+      <w:bookmarkStart w:id="8" w:name="_Toc239453340"/>
+      <w:r>
+        <w:rPr>
+          <w:rFonts w:ascii="Verdana" w:hAnsi="Verdana"/>
+          <w:color w:val="943634" w:themeColor="accent2" w:themeShade="BF"/>
+          <w:sz w:val="32"/>
+          <w:szCs w:val="32"/>
+          <w:lang w:val="es-EC"/>
+        </w:rPr>
+        <w:t>EV-03 Revisión Sprint 2</w:t>
+      </w:r>
+      <w:bookmarkEnd w:id="8"/>
+    </w:p>
+    <w:p>
+      <w:pPr>
         <w:rPr>
           <w:lang w:val="es-EC"/>
         </w:rPr>
       </w:pPr>
+      <w:r>
+        <w:rPr>
+          <w:noProof/>
+          <w:lang w:val="es-EC"/>
+        </w:rPr>
+        <w:drawing>
+          <wp:inline distT="0" distB="0" distL="0" distR="0" wp14:anchorId="5FEE67CC" wp14:editId="41EC950C">
+            <wp:extent cx="5943600" cy="3152140"/>
+            <wp:effectExtent l="0" t="0" r="0" b="0"/>
+            <wp:docPr id="1861078010" name="Imagen 1"/>
+            <wp:cNvGraphicFramePr>
+              <a:graphicFrameLocks xmlns:a="http://schemas.openxmlformats.org/drawingml/2006/main" noChangeAspect="1"/>
+            </wp:cNvGraphicFramePr>
+            <a:graphic xmlns:a="http://schemas.openxmlformats.org/drawingml/2006/main">
+              <a:graphicData uri="http://schemas.openxmlformats.org/drawingml/2006/picture">
+                <pic:pic xmlns:pic="http://schemas.openxmlformats.org/drawingml/2006/picture">
+                  <pic:nvPicPr>
+                    <pic:cNvPr id="0" name="Picture 1"/>
+                    <pic:cNvPicPr>
+                      <a:picLocks noChangeAspect="1" noChangeArrowheads="1"/>
+                    </pic:cNvPicPr>
+                  </pic:nvPicPr>
+                  <pic:blipFill>
+                    <a:blip r:embed="rId15">
+                      <a:extLst>
+                        <a:ext uri="{28A0092B-C50C-407E-A947-70E740481C1C}">
+                          <a14:useLocalDpi xmlns:a14="http://schemas.microsoft.com/office/drawing/2010/main" val="0"/>
+                        </a:ext>
+                      </a:extLst>
+                    </a:blip>
+                    <a:srcRect/>
+                    <a:stretch>
+                      <a:fillRect/>
+                    </a:stretch>
+                  </pic:blipFill>
+                  <pic:spPr bwMode="auto">
+                    <a:xfrm>
+                      <a:off x="0" y="0"/>
+                      <a:ext cx="5943600" cy="3152140"/>
+                    </a:xfrm>
+                    <a:prstGeom prst="rect">
+                      <a:avLst/>
+                    </a:prstGeom>
+                    <a:noFill/>
+                    <a:ln>
+                      <a:noFill/>
+                    </a:ln>
+                  </pic:spPr>
+                </pic:pic>
+              </a:graphicData>
+            </a:graphic>
+          </wp:inline>
+        </w:drawing>
+      </w:r>
+    </w:p>
+    <w:p>
+      <w:pPr>
+        <w:pStyle w:val="Descripcin"/>
+        <w:jc w:val="center"/>
+        <w:rPr>
+          <w:rFonts w:ascii="Verdana" w:hAnsi="Verdana"/>
+          <w:b w:val="0"/>
+          <w:bCs w:val="0"/>
+          <w:color w:val="000000" w:themeColor="text1"/>
+          <w:sz w:val="22"/>
+          <w:szCs w:val="22"/>
+          <w:lang w:val="es-EC"/>
+        </w:rPr>
+      </w:pPr>
+      <w:bookmarkStart w:id="9" w:name="_Toc239453372"/>
+      <w:r>
+        <w:rPr>
+          <w:rFonts w:ascii="Verdana" w:hAnsi="Verdana"/>
+          <w:b w:val="0"/>
+          <w:bCs w:val="0"/>
+          <w:color w:val="000000" w:themeColor="text1"/>
+          <w:sz w:val="22"/>
+          <w:szCs w:val="22"/>
+          <w:lang w:val="es-EC"/>
+        </w:rPr>
+        <w:t xml:space="preserve">Ilustración </w:t>
+      </w:r>
+      <w:r>
+        <w:rPr>
+          <w:rFonts w:ascii="Verdana" w:hAnsi="Verdana"/>
+          <w:b w:val="0"/>
+          <w:bCs w:val="0"/>
+          <w:color w:val="000000" w:themeColor="text1"/>
+          <w:sz w:val="22"/>
+          <w:szCs w:val="22"/>
+        </w:rPr>
+        <w:fldChar w:fldCharType="begin"/>
+      </w:r>
+      <w:r>
+        <w:rPr>
+          <w:rFonts w:ascii="Verdana" w:hAnsi="Verdana"/>
+          <w:b w:val="0"/>
+          <w:bCs w:val="0"/>
+          <w:color w:val="000000" w:themeColor="text1"/>
+          <w:sz w:val="22"/>
+          <w:szCs w:val="22"/>
+          <w:lang w:val="es-EC"/>
+        </w:rPr>
+        <w:instrText xml:space="preserve"> SEQ Ilustración \* ARABIC </w:instrText>
+      </w:r>
+      <w:r>
+        <w:rPr>
+          <w:rFonts w:ascii="Verdana" w:hAnsi="Verdana"/>
+          <w:b w:val="0"/>
+          <w:bCs w:val="0"/>
+          <w:color w:val="000000" w:themeColor="text1"/>
+          <w:sz w:val="22"/>
+          <w:szCs w:val="22"/>
+        </w:rPr>
+        <w:fldChar w:fldCharType="separate"/>
+      </w:r>
+      <w:r>
+        <w:rPr>
+          <w:rFonts w:ascii="Verdana" w:hAnsi="Verdana"/>
+          <w:b w:val="0"/>
+          <w:bCs w:val="0"/>
+          <w:noProof/>
+          <w:color w:val="000000" w:themeColor="text1"/>
+          <w:sz w:val="22"/>
+          <w:szCs w:val="22"/>
+          <w:lang w:val="es-EC"/>
+        </w:rPr>
+        <w:t>6</w:t>
+      </w:r>
+      <w:r>
+        <w:rPr>
+          <w:rFonts w:ascii="Verdana" w:hAnsi="Verdana"/>
+          <w:b w:val="0"/>
+          <w:bCs w:val="0"/>
+          <w:color w:val="000000" w:themeColor="text1"/>
+          <w:sz w:val="22"/>
+          <w:szCs w:val="22"/>
+        </w:rPr>
+        <w:fldChar w:fldCharType="end"/>
+      </w:r>
+      <w:r>
+        <w:rPr>
+          <w:rFonts w:ascii="Verdana" w:hAnsi="Verdana"/>
+          <w:b w:val="0"/>
+          <w:bCs w:val="0"/>
+          <w:color w:val="000000" w:themeColor="text1"/>
+          <w:sz w:val="22"/>
+          <w:szCs w:val="22"/>
+          <w:lang w:val="es-EC"/>
+        </w:rPr>
+        <w:t xml:space="preserve"> Evidencia de reunión planificación sprint 2</w:t>
+      </w:r>
+      <w:bookmarkEnd w:id="9"/>
+    </w:p>
+    <w:p>
+      <w:pPr>
+        <w:rPr>
+          <w:u w:val="single"/>
+          <w:lang w:val="es-EC"/>
+        </w:rPr>
+      </w:pPr>
+      <w:r>
+        <w:rPr>
+          <w:noProof/>
+          <w:lang w:val="es-EC"/>
+        </w:rPr>
+        <w:lastRenderedPageBreak/>
+        <w:drawing>
+          <wp:inline distT="0" distB="0" distL="0" distR="0" wp14:anchorId="742720E1" wp14:editId="1C77A96B">
+            <wp:extent cx="5943600" cy="3138170"/>
+            <wp:effectExtent l="0" t="0" r="0" b="5080"/>
+            <wp:docPr id="334627438" name="Imagen 2"/>
+            <wp:cNvGraphicFramePr>
+              <a:graphicFrameLocks xmlns:a="http://schemas.openxmlformats.org/drawingml/2006/main" noChangeAspect="1"/>
+            </wp:cNvGraphicFramePr>
+            <a:graphic xmlns:a="http://schemas.openxmlformats.org/drawingml/2006/main">
+              <a:graphicData uri="http://schemas.openxmlformats.org/drawingml/2006/picture">
+                <pic:pic xmlns:pic="http://schemas.openxmlformats.org/drawingml/2006/picture">
+                  <pic:nvPicPr>
+                    <pic:cNvPr id="0" name="Picture 2"/>
+                    <pic:cNvPicPr>
+                      <a:picLocks noChangeAspect="1" noChangeArrowheads="1"/>
+                    </pic:cNvPicPr>
+                  </pic:nvPicPr>
+                  <pic:blipFill>
+                    <a:blip r:embed="rId16">
+                      <a:extLst>
+                        <a:ext uri="{28A0092B-C50C-407E-A947-70E740481C1C}">
+                          <a14:useLocalDpi xmlns:a14="http://schemas.microsoft.com/office/drawing/2010/main" val="0"/>
+                        </a:ext>
+                      </a:extLst>
+                    </a:blip>
+                    <a:srcRect/>
+                    <a:stretch>
+                      <a:fillRect/>
+                    </a:stretch>
+                  </pic:blipFill>
+                  <pic:spPr bwMode="auto">
+                    <a:xfrm>
+                      <a:off x="0" y="0"/>
+                      <a:ext cx="5943600" cy="3138170"/>
+                    </a:xfrm>
+                    <a:prstGeom prst="rect">
+                      <a:avLst/>
+                    </a:prstGeom>
+                    <a:noFill/>
+                    <a:ln>
+                      <a:noFill/>
+                    </a:ln>
+                  </pic:spPr>
+                </pic:pic>
+              </a:graphicData>
+            </a:graphic>
+          </wp:inline>
+        </w:drawing>
+      </w:r>
+    </w:p>
+    <w:p>
+      <w:pPr>
+        <w:rPr>
+          <w:lang w:val="es-EC"/>
+        </w:rPr>
+      </w:pPr>
+      <w:r>
+        <w:rPr>
+          <w:noProof/>
+          <w:lang w:val="es-EC"/>
+        </w:rPr>
+        <w:drawing>
+          <wp:inline distT="0" distB="0" distL="0" distR="0" wp14:anchorId="3F42E630" wp14:editId="405FDC64">
+            <wp:extent cx="5943600" cy="3124200"/>
+            <wp:effectExtent l="0" t="0" r="0" b="0"/>
+            <wp:docPr id="1387078297" name="Imagen 3"/>
+            <wp:cNvGraphicFramePr>
+              <a:graphicFrameLocks xmlns:a="http://schemas.openxmlformats.org/drawingml/2006/main" noChangeAspect="1"/>
+            </wp:cNvGraphicFramePr>
+            <a:graphic xmlns:a="http://schemas.openxmlformats.org/drawingml/2006/main">
+              <a:graphicData uri="http://schemas.openxmlformats.org/drawingml/2006/picture">
+                <pic:pic xmlns:pic="http://schemas.openxmlformats.org/drawingml/2006/picture">
+                  <pic:nvPicPr>
+                    <pic:cNvPr id="0" name="Picture 3"/>
+                    <pic:cNvPicPr>
+                      <a:picLocks noChangeAspect="1" noChangeArrowheads="1"/>
+                    </pic:cNvPicPr>
+                  </pic:nvPicPr>
+                  <pic:blipFill>
+                    <a:blip r:embed="rId17">
+                      <a:extLst>
+                        <a:ext uri="{28A0092B-C50C-407E-A947-70E740481C1C}">
+                          <a14:useLocalDpi xmlns:a14="http://schemas.microsoft.com/office/drawing/2010/main" val="0"/>
+                        </a:ext>
+                      </a:extLst>
+                    </a:blip>
+                    <a:srcRect/>
+                    <a:stretch>
+                      <a:fillRect/>
+                    </a:stretch>
+                  </pic:blipFill>
+                  <pic:spPr bwMode="auto">
+                    <a:xfrm>
+                      <a:off x="0" y="0"/>
+                      <a:ext cx="5943600" cy="3124200"/>
+                    </a:xfrm>
+                    <a:prstGeom prst="rect">
+                      <a:avLst/>
+                    </a:prstGeom>
+                    <a:noFill/>
+                    <a:ln>
+                      <a:noFill/>
+                    </a:ln>
+                  </pic:spPr>
+                </pic:pic>
+              </a:graphicData>
+            </a:graphic>
+          </wp:inline>
+        </w:drawing>
+      </w:r>
+    </w:p>
+    <w:p>
+      <w:pPr>
+        <w:rPr>
+          <w:lang w:val="es-EC"/>
+        </w:rPr>
+      </w:pPr>
+      <w:r>
+        <w:rPr>
+          <w:noProof/>
+          <w:lang w:val="es-EC"/>
+        </w:rPr>
+        <w:lastRenderedPageBreak/>
+        <w:drawing>
+          <wp:inline distT="0" distB="0" distL="0" distR="0" wp14:anchorId="7D9648EB" wp14:editId="4F73D064">
+            <wp:extent cx="5943600" cy="3131185"/>
+            <wp:effectExtent l="0" t="0" r="0" b="0"/>
+            <wp:docPr id="2128822706" name="Imagen 4"/>
+            <wp:cNvGraphicFramePr>
+              <a:graphicFrameLocks xmlns:a="http://schemas.openxmlformats.org/drawingml/2006/main" noChangeAspect="1"/>
+            </wp:cNvGraphicFramePr>
+            <a:graphic xmlns:a="http://schemas.openxmlformats.org/drawingml/2006/main">
+              <a:graphicData uri="http://schemas.openxmlformats.org/drawingml/2006/picture">
+                <pic:pic xmlns:pic="http://schemas.openxmlformats.org/drawingml/2006/picture">
+                  <pic:nvPicPr>
+                    <pic:cNvPr id="0" name="Picture 4"/>
+                    <pic:cNvPicPr>
+                      <a:picLocks noChangeAspect="1" noChangeArrowheads="1"/>
+                    </pic:cNvPicPr>
+                  </pic:nvPicPr>
+                  <pic:blipFill>
+                    <a:blip r:embed="rId18">
+                      <a:extLst>
+                        <a:ext uri="{28A0092B-C50C-407E-A947-70E740481C1C}">
+                          <a14:useLocalDpi xmlns:a14="http://schemas.microsoft.com/office/drawing/2010/main" val="0"/>
+                        </a:ext>
+                      </a:extLst>
+                    </a:blip>
+                    <a:srcRect/>
+                    <a:stretch>
+                      <a:fillRect/>
+                    </a:stretch>
+                  </pic:blipFill>
+                  <pic:spPr bwMode="auto">
+                    <a:xfrm>
+                      <a:off x="0" y="0"/>
+                      <a:ext cx="5943600" cy="3131185"/>
+                    </a:xfrm>
+                    <a:prstGeom prst="rect">
+                      <a:avLst/>
+                    </a:prstGeom>
+                    <a:noFill/>
+                    <a:ln>
+                      <a:noFill/>
+                    </a:ln>
+                  </pic:spPr>
+                </pic:pic>
+              </a:graphicData>
+            </a:graphic>
+          </wp:inline>
+        </w:drawing>
+      </w:r>
     </w:p>
     <w:sectPr>
-      <w:headerReference w:type="default" r:id="rId15"/>
+      <w:headerReference w:type="default" r:id="rId19"/>
       <w:pgSz w:w="12240" w:h="15840"/>
       <w:pgMar w:top="1440" w:right="1440" w:bottom="1440" w:left="1440" w:header="720" w:footer="720" w:gutter="0"/>
       <w:cols w:space="720"/>
